--- a/materials/labs/out/IDB201_Lab1.docx
+++ b/materials/labs/out/IDB201_Lab1.docx
@@ -619,7 +619,7 @@
         <w:t xml:space="preserve">University</w:t>
       </w:r>
       <w:r>
-        <w:t xml:space="preserve"> with the relations classroom, department, course, instructor, section, teaches, student, takes, advisor, time_slot and prereq (DSC Fig. 2.9).</w:t>
+        <w:t xml:space="preserve"> with the relations classroom, department, course, instructor, section, teaches, student, takes, advisor, time_slot and prereq (DSC §2.4 and Appendix A).</w:t>
       </w:r>
     </w:p>
     <w:p>
